--- a/unit1/practicas/Practica_2.docx
+++ b/unit1/practicas/Practica_2.docx
@@ -67,23 +67,111 @@
           <w:b/>
           <w:bCs/>
         </w:rPr>
-        <w:t xml:space="preserve">1 </w:t>
-      </w:r>
-      <w:proofErr w:type="gramStart"/>
-      <w:r>
-        <w:rPr>
-          <w:b/>
-          <w:bCs/>
-        </w:rPr>
-        <w:t>Funciones</w:t>
-      </w:r>
-      <w:proofErr w:type="gramEnd"/>
-      <w:r>
-        <w:rPr>
-          <w:b/>
-          <w:bCs/>
-        </w:rPr>
-        <w:t xml:space="preserve"> M</w:t>
+        <w:t>Link:</w:t>
+      </w:r>
+    </w:p>
+    <w:p>
+      <w:pPr>
+        <w:rPr>
+          <w:b/>
+          <w:bCs/>
+        </w:rPr>
+      </w:pPr>
+      <w:hyperlink r:id="rId4" w:history="1">
+        <w:r>
+          <w:rPr>
+            <w:rStyle w:val="Hipervnculo"/>
+            <w:b/>
+            <w:bCs/>
+          </w:rPr>
+          <w:t>https://github.com/msepulvedac74-cmd/Colaborativo_equipo/tree/unit1/unit1/practicas</w:t>
+        </w:r>
+      </w:hyperlink>
+    </w:p>
+    <w:p>
+      <w:pPr>
+        <w:rPr>
+          <w:b/>
+          <w:bCs/>
+        </w:rPr>
+      </w:pPr>
+      <w:r>
+        <w:rPr>
+          <w:b/>
+          <w:bCs/>
+        </w:rPr>
+        <w:t>Screenshot:</w:t>
+      </w:r>
+    </w:p>
+    <w:p>
+      <w:pPr>
+        <w:rPr>
+          <w:b/>
+          <w:bCs/>
+        </w:rPr>
+      </w:pPr>
+      <w:r>
+        <w:rPr>
+          <w:noProof/>
+        </w:rPr>
+        <w:drawing>
+          <wp:inline distT="0" distB="0" distL="0" distR="0" wp14:anchorId="0416F8BC" wp14:editId="2ECB93F8">
+            <wp:extent cx="5943600" cy="1404620"/>
+            <wp:effectExtent l="0" t="0" r="0" b="5080"/>
+            <wp:docPr id="579809939" name="Imagen 1"/>
+            <wp:cNvGraphicFramePr>
+              <a:graphicFrameLocks xmlns:a="http://schemas.openxmlformats.org/drawingml/2006/main" noChangeAspect="1"/>
+            </wp:cNvGraphicFramePr>
+            <a:graphic xmlns:a="http://schemas.openxmlformats.org/drawingml/2006/main">
+              <a:graphicData uri="http://schemas.openxmlformats.org/drawingml/2006/picture">
+                <pic:pic xmlns:pic="http://schemas.openxmlformats.org/drawingml/2006/picture">
+                  <pic:nvPicPr>
+                    <pic:cNvPr id="579809939" name=""/>
+                    <pic:cNvPicPr/>
+                  </pic:nvPicPr>
+                  <pic:blipFill>
+                    <a:blip r:embed="rId5"/>
+                    <a:stretch>
+                      <a:fillRect/>
+                    </a:stretch>
+                  </pic:blipFill>
+                  <pic:spPr>
+                    <a:xfrm>
+                      <a:off x="0" y="0"/>
+                      <a:ext cx="5943600" cy="1404620"/>
+                    </a:xfrm>
+                    <a:prstGeom prst="rect">
+                      <a:avLst/>
+                    </a:prstGeom>
+                  </pic:spPr>
+                </pic:pic>
+              </a:graphicData>
+            </a:graphic>
+          </wp:inline>
+        </w:drawing>
+      </w:r>
+    </w:p>
+    <w:p>
+      <w:pPr>
+        <w:rPr>
+          <w:b/>
+          <w:bCs/>
+        </w:rPr>
+      </w:pPr>
+    </w:p>
+    <w:p>
+      <w:pPr>
+        <w:rPr>
+          <w:b/>
+          <w:bCs/>
+        </w:rPr>
+      </w:pPr>
+      <w:r>
+        <w:rPr>
+          <w:b/>
+          <w:bCs/>
+        </w:rPr>
+        <w:t>1 Funciones M</w:t>
       </w:r>
       <w:r>
         <w:rPr>
@@ -118,92 +206,42 @@
         <w:rPr>
           <w:lang w:val="en-US"/>
         </w:rPr>
-        <w:t>def CalRadio(area : Double) = { math.sqrt(area /</w:t>
-      </w:r>
-      <w:proofErr w:type="gramStart"/>
-      <w:r>
-        <w:rPr>
-          <w:lang w:val="en-US"/>
-        </w:rPr>
-        <w:t>3.1416)}</w:t>
-      </w:r>
-      <w:proofErr w:type="gramEnd"/>
-    </w:p>
-    <w:p>
-      <w:r>
-        <w:t xml:space="preserve">ejemplo: </w:t>
-      </w:r>
-      <w:proofErr w:type="gramStart"/>
-      <w:r>
-        <w:t>CalRadio(</w:t>
-      </w:r>
-      <w:proofErr w:type="gramEnd"/>
-      <w:r>
-        <w:t>20)</w:t>
-      </w:r>
-    </w:p>
-    <w:p>
-      <w:pPr>
-        <w:rPr>
-          <w:b/>
-          <w:bCs/>
-          <w:lang w:val="en-US"/>
-        </w:rPr>
-      </w:pPr>
-      <w:r>
-        <w:rPr>
-          <w:b/>
-          <w:bCs/>
-          <w:lang w:val="en-US"/>
+        <w:t>def CalRadio(area : Double) = { math.sqrt(area /3.1416)}</w:t>
+      </w:r>
+    </w:p>
+    <w:p>
+      <w:r>
+        <w:t>ejemplo: CalRadio(20)</w:t>
+      </w:r>
+    </w:p>
+    <w:p>
+      <w:pPr>
+        <w:rPr>
+          <w:b/>
+          <w:bCs/>
+        </w:rPr>
+      </w:pPr>
+      <w:r>
+        <w:rPr>
+          <w:b/>
+          <w:bCs/>
         </w:rPr>
         <w:t>Evaluacion de Paridad</w:t>
       </w:r>
     </w:p>
     <w:p>
-      <w:pPr>
-        <w:rPr>
-          <w:lang w:val="en-US"/>
-        </w:rPr>
-      </w:pPr>
-      <w:r>
-        <w:rPr>
-          <w:lang w:val="en-US"/>
-        </w:rPr>
+      <w:r>
         <w:t>def esPar (n : Int):Boolean = {</w:t>
       </w:r>
     </w:p>
     <w:p>
-      <w:pPr>
-        <w:rPr>
-          <w:lang w:val="en-US"/>
-        </w:rPr>
-      </w:pPr>
-      <w:r>
-        <w:rPr>
-          <w:lang w:val="en-US"/>
-        </w:rPr>
-        <w:t xml:space="preserve">   return n % 2 == </w:t>
-      </w:r>
-      <w:proofErr w:type="gramStart"/>
-      <w:r>
-        <w:rPr>
-          <w:lang w:val="en-US"/>
-        </w:rPr>
-        <w:t>0) }</w:t>
-      </w:r>
-      <w:proofErr w:type="gramEnd"/>
-    </w:p>
-    <w:p>
-      <w:r>
-        <w:t xml:space="preserve">ejemplo: </w:t>
-      </w:r>
-      <w:proofErr w:type="gramStart"/>
-      <w:r>
-        <w:t>esPar(</w:t>
-      </w:r>
-      <w:proofErr w:type="gramEnd"/>
-      <w:r>
-        <w:t>4)</w:t>
+      <w:r>
+        <w:t xml:space="preserve">   return n % 2 == 0) }</w:t>
+      </w:r>
+    </w:p>
+    <w:p>
+      <w:r>
+        <w:t>ejemplo: esPar(4)</w:t>
       </w:r>
     </w:p>
     <w:p/>
@@ -219,23 +257,7 @@
           <w:b/>
           <w:bCs/>
         </w:rPr>
-        <w:t xml:space="preserve">2 </w:t>
-      </w:r>
-      <w:proofErr w:type="gramStart"/>
-      <w:r>
-        <w:rPr>
-          <w:b/>
-          <w:bCs/>
-        </w:rPr>
-        <w:t>Manipulación</w:t>
-      </w:r>
-      <w:proofErr w:type="gramEnd"/>
-      <w:r>
-        <w:rPr>
-          <w:b/>
-          <w:bCs/>
-        </w:rPr>
-        <w:t xml:space="preserve"> de Strings</w:t>
+        <w:t>2 Manipulación de Strings</w:t>
       </w:r>
     </w:p>
     <w:p>
@@ -255,28 +277,16 @@
     </w:p>
     <w:p>
       <w:r>
-        <w:t xml:space="preserve">def </w:t>
-      </w:r>
-      <w:proofErr w:type="gramStart"/>
-      <w:r>
-        <w:t>escribeTweet(</w:t>
-      </w:r>
-      <w:proofErr w:type="gramEnd"/>
-      <w:r>
-        <w:t>tweet: String) = {</w:t>
-      </w:r>
-    </w:p>
-    <w:p>
-      <w:r>
+        <w:t>def escribeTweet(tweet: String) = {</w:t>
+      </w:r>
+    </w:p>
+    <w:p>
+      <w:r>
+        <w:lastRenderedPageBreak/>
         <w:t xml:space="preserve">  </w:t>
       </w:r>
-      <w:proofErr w:type="gramStart"/>
-      <w:r>
-        <w:t>println(</w:t>
-      </w:r>
-      <w:proofErr w:type="gramEnd"/>
-      <w:r>
-        <w:t>s"Estoy escribiendo un $tweet")</w:t>
+      <w:r>
+        <w:t>println(s"Estoy escribiendo un $tweet")</w:t>
       </w:r>
     </w:p>
     <w:p>
@@ -353,28 +363,10 @@
           <w:b/>
           <w:bCs/>
         </w:rPr>
-        <w:t>v</w:t>
-      </w:r>
-      <w:r>
-        <w:rPr>
-          <w:b/>
-          <w:bCs/>
-        </w:rPr>
-        <w:t>al</w:t>
-      </w:r>
-      <w:r>
-        <w:t>”</w:t>
-      </w:r>
-      <w:r>
-        <w:t xml:space="preserve"> es un valor, por </w:t>
-      </w:r>
-      <w:proofErr w:type="gramStart"/>
-      <w:r>
-        <w:t>ejemplo</w:t>
-      </w:r>
-      <w:proofErr w:type="gramEnd"/>
-      <w:r>
-        <w:t xml:space="preserve"> al declarar "val mensaje = "Hola Luke yo soy tu padre!"</w:t>
+        <w:t>val</w:t>
+      </w:r>
+      <w:r>
+        <w:t>” es un valor, por ejemplo al declarar "val mensaje = "Hola Luke yo soy tu padre!"</w:t>
       </w:r>
     </w:p>
     <w:p>
@@ -384,11 +376,7 @@
     </w:p>
     <w:p>
       <w:r>
-        <w:lastRenderedPageBreak/>
-        <w:t>P</w:t>
-      </w:r>
-      <w:r>
-        <w:t>or el contrario, cuando se hace uso de "</w:t>
+        <w:t>Por el contrario, cuando se hace uso de "</w:t>
       </w:r>
       <w:r>
         <w:rPr>
@@ -403,23 +391,7 @@
     </w:p>
     <w:p>
       <w:r>
-        <w:t xml:space="preserve">por </w:t>
-      </w:r>
-      <w:proofErr w:type="gramStart"/>
-      <w:r>
-        <w:t>ejemplo</w:t>
-      </w:r>
-      <w:proofErr w:type="gramEnd"/>
-      <w:r>
-        <w:t xml:space="preserve"> </w:t>
-      </w:r>
-      <w:proofErr w:type="gramStart"/>
-      <w:r>
-        <w:t>n :</w:t>
-      </w:r>
-      <w:proofErr w:type="gramEnd"/>
-      <w:r>
-        <w:t xml:space="preserve"> Int, "n" se le puede asignar cualquier valor.</w:t>
+        <w:t>por ejemplo n : Int, "n" se le puede asignar cualquier valor.</w:t>
       </w:r>
     </w:p>
     <w:p/>
@@ -436,23 +408,7 @@
           <w:b/>
           <w:bCs/>
         </w:rPr>
-        <w:t xml:space="preserve">4 </w:t>
-      </w:r>
-      <w:proofErr w:type="gramStart"/>
-      <w:r>
-        <w:rPr>
-          <w:b/>
-          <w:bCs/>
-        </w:rPr>
-        <w:t>Acceso</w:t>
-      </w:r>
-      <w:proofErr w:type="gramEnd"/>
-      <w:r>
-        <w:rPr>
-          <w:b/>
-          <w:bCs/>
-        </w:rPr>
-        <w:t xml:space="preserve"> a Estructuras de Datos (Tuplas)</w:t>
+        <w:t>4 Acceso a Estructuras de Datos (Tuplas)</w:t>
       </w:r>
     </w:p>
     <w:p>
@@ -471,15 +427,7 @@
       </w:r>
     </w:p>
     <w:p>
-      <w:pPr>
-        <w:rPr>
-          <w:lang w:val="en-US"/>
-        </w:rPr>
-      </w:pPr>
-      <w:r>
-        <w:rPr>
-          <w:lang w:val="en-US"/>
-        </w:rPr>
+      <w:r>
         <w:t>val my_tup = (2,4,5,1,2,3,3.1416,23)</w:t>
       </w:r>
     </w:p>
@@ -1423,6 +1371,29 @@
       <w:spacing w:val="5"/>
     </w:rPr>
   </w:style>
+  <w:style w:type="character" w:styleId="Hipervnculo">
+    <w:name w:val="Hyperlink"/>
+    <w:basedOn w:val="Fuentedeprrafopredeter"/>
+    <w:uiPriority w:val="99"/>
+    <w:unhideWhenUsed/>
+    <w:rsid w:val="003268A8"/>
+    <w:rPr>
+      <w:color w:val="467886" w:themeColor="hyperlink"/>
+      <w:u w:val="single"/>
+    </w:rPr>
+  </w:style>
+  <w:style w:type="character" w:styleId="Mencinsinresolver">
+    <w:name w:val="Unresolved Mention"/>
+    <w:basedOn w:val="Fuentedeprrafopredeter"/>
+    <w:uiPriority w:val="99"/>
+    <w:semiHidden/>
+    <w:unhideWhenUsed/>
+    <w:rsid w:val="003268A8"/>
+    <w:rPr>
+      <w:color w:val="605E5C"/>
+      <w:shd w:val="clear" w:color="auto" w:fill="E1DFDD"/>
+    </w:rPr>
+  </w:style>
 </w:styles>
 </file>
 
